--- a/assets/documents/RAPPORT DE STAGE.docx
+++ b/assets/documents/RAPPORT DE STAGE.docx
@@ -482,6 +482,351 @@
     </w:p>
     <w:p>
       <w:pPr>
+        <w:pStyle w:val="NormalWeb"/>
+      </w:pPr>
+      <w:r>
+        <w:rPr>
+          <w:b/>
+          <w:bCs/>
+        </w:rPr>
+        <w:t>3. Introduction</w:t>
+      </w:r>
+    </w:p>
+    <w:p>
+      <w:pPr>
+        <w:pStyle w:val="NormalWeb"/>
+      </w:pPr>
+      <w:r>
+        <w:rPr>
+          <w:b/>
+          <w:bCs/>
+        </w:rPr>
+        <w:t>4. Présentation de l'entreprise</w:t>
+      </w:r>
+    </w:p>
+    <w:p>
+      <w:pPr>
+        <w:pStyle w:val="NormalWeb"/>
+        <w:numPr>
+          <w:ilvl w:val="0"/>
+          <w:numId w:val="16"/>
+        </w:numPr>
+      </w:pPr>
+      <w:r>
+        <w:t xml:space="preserve">4.1. L'entreprise SIFA </w:t>
+      </w:r>
+      <w:proofErr w:type="spellStart"/>
+      <w:r>
+        <w:t>Logistics</w:t>
+      </w:r>
+      <w:proofErr w:type="spellEnd"/>
+      <w:r>
+        <w:t xml:space="preserve"> </w:t>
+      </w:r>
+    </w:p>
+    <w:p>
+      <w:pPr>
+        <w:pStyle w:val="NormalWeb"/>
+        <w:numPr>
+          <w:ilvl w:val="0"/>
+          <w:numId w:val="16"/>
+        </w:numPr>
+      </w:pPr>
+      <w:r>
+        <w:t xml:space="preserve">4.2. Organisation du Service Informatique (DSI) </w:t>
+      </w:r>
+    </w:p>
+    <w:p>
+      <w:pPr>
+        <w:pStyle w:val="NormalWeb"/>
+        <w:numPr>
+          <w:ilvl w:val="0"/>
+          <w:numId w:val="16"/>
+        </w:numPr>
+      </w:pPr>
+      <w:r>
+        <w:t xml:space="preserve">4.3. Mon service d'accueil : L'équipe </w:t>
+      </w:r>
+      <w:proofErr w:type="spellStart"/>
+      <w:r>
+        <w:t>MySIFA</w:t>
+      </w:r>
+      <w:proofErr w:type="spellEnd"/>
+      <w:r>
+        <w:t xml:space="preserve"> </w:t>
+      </w:r>
+    </w:p>
+    <w:p>
+      <w:pPr>
+        <w:pStyle w:val="NormalWeb"/>
+      </w:pPr>
+      <w:r>
+        <w:rPr>
+          <w:b/>
+          <w:bCs/>
+        </w:rPr>
+        <w:t>5. Contexte du stage et intégration</w:t>
+      </w:r>
+    </w:p>
+    <w:p>
+      <w:pPr>
+        <w:pStyle w:val="NormalWeb"/>
+        <w:numPr>
+          <w:ilvl w:val="0"/>
+          <w:numId w:val="17"/>
+        </w:numPr>
+      </w:pPr>
+      <w:r>
+        <w:t xml:space="preserve">5.1. Accueil et conditions matérielles </w:t>
+      </w:r>
+    </w:p>
+    <w:p>
+      <w:pPr>
+        <w:pStyle w:val="NormalWeb"/>
+        <w:numPr>
+          <w:ilvl w:val="0"/>
+          <w:numId w:val="17"/>
+        </w:numPr>
+      </w:pPr>
+      <w:r>
+        <w:t xml:space="preserve">5.2. Environnement technique et accès </w:t>
+      </w:r>
+    </w:p>
+    <w:p>
+      <w:pPr>
+        <w:pStyle w:val="NormalWeb"/>
+        <w:numPr>
+          <w:ilvl w:val="0"/>
+          <w:numId w:val="17"/>
+        </w:numPr>
+      </w:pPr>
+      <w:r>
+        <w:t xml:space="preserve">5.3. Objectifs et posture </w:t>
+      </w:r>
+    </w:p>
+    <w:p>
+      <w:pPr>
+        <w:pStyle w:val="NormalWeb"/>
+      </w:pPr>
+      <w:r>
+        <w:rPr>
+          <w:b/>
+          <w:bCs/>
+        </w:rPr>
+        <w:t>6. Missions réalisées</w:t>
+      </w:r>
+    </w:p>
+    <w:p>
+      <w:pPr>
+        <w:pStyle w:val="NormalWeb"/>
+        <w:numPr>
+          <w:ilvl w:val="0"/>
+          <w:numId w:val="18"/>
+        </w:numPr>
+      </w:pPr>
+      <w:r>
+        <w:t xml:space="preserve">6.1. Contexte et définition du besoin </w:t>
+      </w:r>
+    </w:p>
+    <w:p>
+      <w:pPr>
+        <w:pStyle w:val="NormalWeb"/>
+        <w:numPr>
+          <w:ilvl w:val="0"/>
+          <w:numId w:val="18"/>
+        </w:numPr>
+      </w:pPr>
+      <w:r>
+        <w:t xml:space="preserve">6.2. Environnement technique de la mission </w:t>
+      </w:r>
+    </w:p>
+    <w:p>
+      <w:pPr>
+        <w:pStyle w:val="NormalWeb"/>
+        <w:numPr>
+          <w:ilvl w:val="0"/>
+          <w:numId w:val="18"/>
+        </w:numPr>
+      </w:pPr>
+      <w:r>
+        <w:lastRenderedPageBreak/>
+        <w:t xml:space="preserve">6.3. Étapes de réalisation </w:t>
+      </w:r>
+    </w:p>
+    <w:p>
+      <w:pPr>
+        <w:pStyle w:val="NormalWeb"/>
+        <w:numPr>
+          <w:ilvl w:val="0"/>
+          <w:numId w:val="18"/>
+        </w:numPr>
+      </w:pPr>
+      <w:r>
+        <w:t xml:space="preserve">6.4. Difficultés rencontrées et solutions </w:t>
+      </w:r>
+    </w:p>
+    <w:p>
+      <w:pPr>
+        <w:pStyle w:val="NormalWeb"/>
+        <w:numPr>
+          <w:ilvl w:val="0"/>
+          <w:numId w:val="18"/>
+        </w:numPr>
+      </w:pPr>
+      <w:r>
+        <w:t xml:space="preserve">6.5. Résultats obtenus </w:t>
+      </w:r>
+    </w:p>
+    <w:p>
+      <w:pPr>
+        <w:pStyle w:val="NormalWeb"/>
+      </w:pPr>
+      <w:r>
+        <w:rPr>
+          <w:b/>
+          <w:bCs/>
+        </w:rPr>
+        <w:t>7. Organisation du travail &amp; Gestion de projet</w:t>
+      </w:r>
+    </w:p>
+    <w:p>
+      <w:pPr>
+        <w:pStyle w:val="NormalWeb"/>
+        <w:numPr>
+          <w:ilvl w:val="0"/>
+          <w:numId w:val="19"/>
+        </w:numPr>
+      </w:pPr>
+      <w:r>
+        <w:t xml:space="preserve">7.1. Méthodologie Agile </w:t>
+      </w:r>
+    </w:p>
+    <w:p>
+      <w:pPr>
+        <w:pStyle w:val="NormalWeb"/>
+        <w:numPr>
+          <w:ilvl w:val="0"/>
+          <w:numId w:val="19"/>
+        </w:numPr>
+      </w:pPr>
+      <w:r>
+        <w:t xml:space="preserve">7.2. Outils de pilotage </w:t>
+      </w:r>
+    </w:p>
+    <w:p>
+      <w:pPr>
+        <w:pStyle w:val="NormalWeb"/>
+      </w:pPr>
+      <w:r>
+        <w:rPr>
+          <w:b/>
+          <w:bCs/>
+        </w:rPr>
+        <w:t>8. Technologies, outils et langages utilisés</w:t>
+      </w:r>
+    </w:p>
+    <w:p>
+      <w:pPr>
+        <w:pStyle w:val="NormalWeb"/>
+      </w:pPr>
+      <w:r>
+        <w:rPr>
+          <w:b/>
+          <w:bCs/>
+        </w:rPr>
+        <w:t>9. Gestion de la sécurité</w:t>
+      </w:r>
+    </w:p>
+    <w:p>
+      <w:pPr>
+        <w:pStyle w:val="NormalWeb"/>
+      </w:pPr>
+      <w:r>
+        <w:rPr>
+          <w:b/>
+          <w:bCs/>
+        </w:rPr>
+        <w:t>10. Analyse des résultats et tests</w:t>
+      </w:r>
+    </w:p>
+    <w:p>
+      <w:pPr>
+        <w:pStyle w:val="NormalWeb"/>
+      </w:pPr>
+      <w:r>
+        <w:rPr>
+          <w:b/>
+          <w:bCs/>
+        </w:rPr>
+        <w:t>11. Compétences développées</w:t>
+      </w:r>
+    </w:p>
+    <w:p>
+      <w:pPr>
+        <w:pStyle w:val="NormalWeb"/>
+        <w:numPr>
+          <w:ilvl w:val="0"/>
+          <w:numId w:val="20"/>
+        </w:numPr>
+      </w:pPr>
+      <w:r>
+        <w:t xml:space="preserve">11.1. Compétences Techniques (Hard </w:t>
+      </w:r>
+      <w:proofErr w:type="spellStart"/>
+      <w:r>
+        <w:t>Skills</w:t>
+      </w:r>
+      <w:proofErr w:type="spellEnd"/>
+      <w:r>
+        <w:t xml:space="preserve">) </w:t>
+      </w:r>
+    </w:p>
+    <w:p>
+      <w:pPr>
+        <w:pStyle w:val="NormalWeb"/>
+        <w:numPr>
+          <w:ilvl w:val="0"/>
+          <w:numId w:val="20"/>
+        </w:numPr>
+      </w:pPr>
+      <w:r>
+        <w:t xml:space="preserve">11.2. Compétences Transversales (Soft </w:t>
+      </w:r>
+      <w:proofErr w:type="spellStart"/>
+      <w:r>
+        <w:t>Skills</w:t>
+      </w:r>
+      <w:proofErr w:type="spellEnd"/>
+      <w:r>
+        <w:t xml:space="preserve">) </w:t>
+      </w:r>
+    </w:p>
+    <w:p>
+      <w:pPr>
+        <w:pStyle w:val="NormalWeb"/>
+      </w:pPr>
+      <w:r>
+        <w:rPr>
+          <w:b/>
+          <w:bCs/>
+        </w:rPr>
+        <w:t>12. Apports pour le projet professionnel</w:t>
+      </w:r>
+    </w:p>
+    <w:p>
+      <w:pPr>
+        <w:pStyle w:val="NormalWeb"/>
+      </w:pPr>
+      <w:r>
+        <w:rPr>
+          <w:b/>
+          <w:bCs/>
+        </w:rPr>
+        <w:t>13. Conclusion</w:t>
+      </w:r>
+    </w:p>
+    <w:p>
+      <w:pPr>
         <w:spacing w:before="100" w:beforeAutospacing="1" w:after="100" w:afterAutospacing="1" w:line="240" w:lineRule="auto"/>
         <w:outlineLvl w:val="1"/>
         <w:rPr>
@@ -577,6 +922,50 @@
           <w:lang w:eastAsia="fr-FR"/>
         </w:rPr>
       </w:pPr>
+    </w:p>
+    <w:p>
+      <w:pPr>
+        <w:spacing w:before="100" w:beforeAutospacing="1" w:after="100" w:afterAutospacing="1" w:line="240" w:lineRule="auto"/>
+        <w:outlineLvl w:val="1"/>
+        <w:rPr>
+          <w:rFonts w:ascii="Times New Roman" w:eastAsia="Times New Roman" w:hAnsi="Times New Roman" w:cs="Times New Roman"/>
+          <w:b/>
+          <w:bCs/>
+          <w:sz w:val="36"/>
+          <w:szCs w:val="36"/>
+          <w:lang w:eastAsia="fr-FR"/>
+        </w:rPr>
+      </w:pPr>
+    </w:p>
+    <w:p>
+      <w:pPr>
+        <w:spacing w:before="100" w:beforeAutospacing="1" w:after="100" w:afterAutospacing="1" w:line="240" w:lineRule="auto"/>
+        <w:outlineLvl w:val="1"/>
+        <w:rPr>
+          <w:rFonts w:ascii="Times New Roman" w:eastAsia="Times New Roman" w:hAnsi="Times New Roman" w:cs="Times New Roman"/>
+          <w:b/>
+          <w:bCs/>
+          <w:sz w:val="36"/>
+          <w:szCs w:val="36"/>
+          <w:lang w:eastAsia="fr-FR"/>
+        </w:rPr>
+      </w:pPr>
+    </w:p>
+    <w:p>
+      <w:pPr>
+        <w:spacing w:before="100" w:beforeAutospacing="1" w:after="100" w:afterAutospacing="1" w:line="240" w:lineRule="auto"/>
+        <w:outlineLvl w:val="1"/>
+        <w:rPr>
+          <w:rFonts w:ascii="Times New Roman" w:eastAsia="Times New Roman" w:hAnsi="Times New Roman" w:cs="Times New Roman"/>
+          <w:b/>
+          <w:bCs/>
+          <w:sz w:val="36"/>
+          <w:szCs w:val="36"/>
+          <w:lang w:eastAsia="fr-FR"/>
+        </w:rPr>
+      </w:pPr>
+      <w:bookmarkStart w:id="0" w:name="_GoBack"/>
+      <w:bookmarkEnd w:id="0"/>
     </w:p>
     <w:p>
       <w:pPr>
@@ -2075,18 +2464,19 @@
           <w:szCs w:val="24"/>
           <w:lang w:eastAsia="fr-FR"/>
         </w:rPr>
-        <w:t xml:space="preserve"> Configurer mon poste et appréhender l'architecture complexe de MySIFA</w:t>
-      </w:r>
-      <w:r>
-        <w:rPr>
-          <w:rFonts w:ascii="Times New Roman" w:eastAsia="Times New Roman" w:hAnsi="Times New Roman" w:cs="Times New Roman"/>
-          <w:sz w:val="24"/>
-          <w:szCs w:val="24"/>
-          <w:vertAlign w:val="superscript"/>
-          <w:lang w:eastAsia="fr-FR"/>
-        </w:rPr>
-        <w:t>28</w:t>
-      </w:r>
+        <w:t xml:space="preserve"> Configurer mon poste et appréhender l'architecture complexe de </w:t>
+      </w:r>
+      <w:proofErr w:type="spellStart"/>
+      <w:r>
+        <w:rPr>
+          <w:rFonts w:ascii="Times New Roman" w:eastAsia="Times New Roman" w:hAnsi="Times New Roman" w:cs="Times New Roman"/>
+          <w:sz w:val="24"/>
+          <w:szCs w:val="24"/>
+          <w:lang w:eastAsia="fr-FR"/>
+        </w:rPr>
+        <w:t>MySIFA</w:t>
+      </w:r>
+      <w:proofErr w:type="spellEnd"/>
       <w:r>
         <w:rPr>
           <w:rFonts w:ascii="Times New Roman" w:eastAsia="Times New Roman" w:hAnsi="Times New Roman" w:cs="Times New Roman"/>
@@ -2173,26 +2563,7 @@
           <w:szCs w:val="24"/>
           <w:lang w:eastAsia="fr-FR"/>
         </w:rPr>
-        <w:t>, technologies propriétaires utilisées par SIFA mais non abordées dans mon cursus scolaire</w:t>
-      </w:r>
-      <w:r>
-        <w:rPr>
-          <w:rFonts w:ascii="Times New Roman" w:eastAsia="Times New Roman" w:hAnsi="Times New Roman" w:cs="Times New Roman"/>
-          <w:sz w:val="24"/>
-          <w:szCs w:val="24"/>
-          <w:vertAlign w:val="superscript"/>
-          <w:lang w:eastAsia="fr-FR"/>
-        </w:rPr>
-        <w:t>29</w:t>
-      </w:r>
-      <w:r>
-        <w:rPr>
-          <w:rFonts w:ascii="Times New Roman" w:eastAsia="Times New Roman" w:hAnsi="Times New Roman" w:cs="Times New Roman"/>
-          <w:sz w:val="24"/>
-          <w:szCs w:val="24"/>
-          <w:lang w:eastAsia="fr-FR"/>
-        </w:rPr>
-        <w:t>.</w:t>
+        <w:t>, technologies propriétaires utilisées par SIFA mais non abordées dans mon cursus scolaire.</w:t>
       </w:r>
     </w:p>
     <w:p>
@@ -2227,26 +2598,7 @@
           <w:szCs w:val="24"/>
           <w:lang w:eastAsia="fr-FR"/>
         </w:rPr>
-        <w:t xml:space="preserve"> Développer en autonomie supervisée une nouvelle fonctionnalité pour le portail client</w:t>
-      </w:r>
-      <w:r>
-        <w:rPr>
-          <w:rFonts w:ascii="Times New Roman" w:eastAsia="Times New Roman" w:hAnsi="Times New Roman" w:cs="Times New Roman"/>
-          <w:sz w:val="24"/>
-          <w:szCs w:val="24"/>
-          <w:vertAlign w:val="superscript"/>
-          <w:lang w:eastAsia="fr-FR"/>
-        </w:rPr>
-        <w:t>30</w:t>
-      </w:r>
-      <w:r>
-        <w:rPr>
-          <w:rFonts w:ascii="Times New Roman" w:eastAsia="Times New Roman" w:hAnsi="Times New Roman" w:cs="Times New Roman"/>
-          <w:sz w:val="24"/>
-          <w:szCs w:val="24"/>
-          <w:lang w:eastAsia="fr-FR"/>
-        </w:rPr>
-        <w:t>.</w:t>
+        <w:t xml:space="preserve"> Développer en autonomie supervisée une nouvelle fonctionnalité pour le portail client.</w:t>
       </w:r>
     </w:p>
     <w:p>
@@ -2275,15 +2627,6 @@
           <w:sz w:val="24"/>
           <w:szCs w:val="24"/>
           <w:vertAlign w:val="superscript"/>
-          <w:lang w:eastAsia="fr-FR"/>
-        </w:rPr>
-        <w:t>31</w:t>
-      </w:r>
-      <w:r>
-        <w:rPr>
-          <w:rFonts w:ascii="Times New Roman" w:eastAsia="Times New Roman" w:hAnsi="Times New Roman" w:cs="Times New Roman"/>
-          <w:sz w:val="24"/>
-          <w:szCs w:val="24"/>
           <w:lang w:eastAsia="fr-FR"/>
         </w:rPr>
         <w:t>.</w:t>
@@ -3432,46 +3775,6 @@
           <w:szCs w:val="24"/>
           <w:lang w:eastAsia="fr-FR"/>
         </w:rPr>
-        <w:t>[INSÉRER ICI : Capture d'écran d'une procédure stockée SQL dans SSMS]</w:t>
-      </w:r>
-    </w:p>
-    <w:p>
-      <w:pPr>
-        <w:spacing w:before="100" w:beforeAutospacing="1" w:after="100" w:afterAutospacing="1" w:line="240" w:lineRule="auto"/>
-        <w:rPr>
-          <w:rFonts w:ascii="Times New Roman" w:eastAsia="Times New Roman" w:hAnsi="Times New Roman" w:cs="Times New Roman"/>
-          <w:sz w:val="24"/>
-          <w:szCs w:val="24"/>
-          <w:lang w:eastAsia="fr-FR"/>
-        </w:rPr>
-      </w:pPr>
-      <w:r>
-        <w:rPr>
-          <w:rFonts w:ascii="Times New Roman" w:eastAsia="Times New Roman" w:hAnsi="Times New Roman" w:cs="Times New Roman"/>
-          <w:sz w:val="24"/>
-          <w:szCs w:val="24"/>
-          <w:lang w:eastAsia="fr-FR"/>
-        </w:rPr>
-        <w:t>Figure 2 : Extrait d'une procédure stockée développée sous SQL Server</w:t>
-      </w:r>
-    </w:p>
-    <w:p>
-      <w:pPr>
-        <w:spacing w:before="100" w:beforeAutospacing="1" w:after="100" w:afterAutospacing="1" w:line="240" w:lineRule="auto"/>
-        <w:rPr>
-          <w:rFonts w:ascii="Times New Roman" w:eastAsia="Times New Roman" w:hAnsi="Times New Roman" w:cs="Times New Roman"/>
-          <w:sz w:val="24"/>
-          <w:szCs w:val="24"/>
-          <w:lang w:eastAsia="fr-FR"/>
-        </w:rPr>
-      </w:pPr>
-      <w:r>
-        <w:rPr>
-          <w:rFonts w:ascii="Times New Roman" w:eastAsia="Times New Roman" w:hAnsi="Times New Roman" w:cs="Times New Roman"/>
-          <w:sz w:val="24"/>
-          <w:szCs w:val="24"/>
-          <w:lang w:eastAsia="fr-FR"/>
-        </w:rPr>
         <w:t xml:space="preserve">Étape 3 : Développement Front-End (Interface </w:t>
       </w:r>
       <w:proofErr w:type="spellStart"/>
@@ -3554,77 +3857,6 @@
         </w:rPr>
         <w:t>J'ai créé une interface intuitive permettant à l'utilisateur de cocher les jours d'envoi et de saisir les adresses emails.</w:t>
       </w:r>
-    </w:p>
-    <w:p>
-      <w:pPr>
-        <w:spacing w:before="100" w:beforeAutospacing="1" w:after="100" w:afterAutospacing="1" w:line="240" w:lineRule="auto"/>
-        <w:rPr>
-          <w:rFonts w:ascii="Times New Roman" w:eastAsia="Times New Roman" w:hAnsi="Times New Roman" w:cs="Times New Roman"/>
-          <w:sz w:val="24"/>
-          <w:szCs w:val="24"/>
-          <w:lang w:eastAsia="fr-FR"/>
-        </w:rPr>
-      </w:pPr>
-      <w:r>
-        <w:rPr>
-          <w:rFonts w:ascii="Times New Roman" w:eastAsia="Times New Roman" w:hAnsi="Times New Roman" w:cs="Times New Roman"/>
-          <w:sz w:val="24"/>
-          <w:szCs w:val="24"/>
-          <w:lang w:eastAsia="fr-FR"/>
-        </w:rPr>
-        <w:t xml:space="preserve">[INSÉRER ICI : Capture d'écran de l'interface utilisateur créée sous </w:t>
-      </w:r>
-      <w:proofErr w:type="spellStart"/>
-      <w:r>
-        <w:rPr>
-          <w:rFonts w:ascii="Times New Roman" w:eastAsia="Times New Roman" w:hAnsi="Times New Roman" w:cs="Times New Roman"/>
-          <w:sz w:val="24"/>
-          <w:szCs w:val="24"/>
-          <w:lang w:eastAsia="fr-FR"/>
-        </w:rPr>
-        <w:t>WebDev</w:t>
-      </w:r>
-      <w:proofErr w:type="spellEnd"/>
-      <w:r>
-        <w:rPr>
-          <w:rFonts w:ascii="Times New Roman" w:eastAsia="Times New Roman" w:hAnsi="Times New Roman" w:cs="Times New Roman"/>
-          <w:sz w:val="24"/>
-          <w:szCs w:val="24"/>
-          <w:lang w:eastAsia="fr-FR"/>
-        </w:rPr>
-        <w:t xml:space="preserve"> (Formulaire)]</w:t>
-      </w:r>
-    </w:p>
-    <w:p>
-      <w:pPr>
-        <w:spacing w:before="100" w:beforeAutospacing="1" w:after="100" w:afterAutospacing="1" w:line="240" w:lineRule="auto"/>
-        <w:rPr>
-          <w:rFonts w:ascii="Times New Roman" w:eastAsia="Times New Roman" w:hAnsi="Times New Roman" w:cs="Times New Roman"/>
-          <w:sz w:val="24"/>
-          <w:szCs w:val="24"/>
-          <w:lang w:eastAsia="fr-FR"/>
-        </w:rPr>
-      </w:pPr>
-      <w:r>
-        <w:rPr>
-          <w:rFonts w:ascii="Times New Roman" w:eastAsia="Times New Roman" w:hAnsi="Times New Roman" w:cs="Times New Roman"/>
-          <w:sz w:val="24"/>
-          <w:szCs w:val="24"/>
-          <w:lang w:eastAsia="fr-FR"/>
-        </w:rPr>
-        <w:t xml:space="preserve">Figure 3 : Interface de paramétrage des rapports développée en </w:t>
-      </w:r>
-      <w:proofErr w:type="spellStart"/>
-      <w:r>
-        <w:rPr>
-          <w:rFonts w:ascii="Times New Roman" w:eastAsia="Times New Roman" w:hAnsi="Times New Roman" w:cs="Times New Roman"/>
-          <w:sz w:val="24"/>
-          <w:szCs w:val="24"/>
-          <w:lang w:eastAsia="fr-FR"/>
-        </w:rPr>
-        <w:t>WebDev</w:t>
-      </w:r>
-      <w:proofErr w:type="spellEnd"/>
     </w:p>
     <w:p>
       <w:pPr>
@@ -3754,7 +3986,6 @@
           <w:szCs w:val="24"/>
           <w:lang w:eastAsia="fr-FR"/>
         </w:rPr>
-        <w:lastRenderedPageBreak/>
         <w:t xml:space="preserve">Difficulté 1 : La courbe d'apprentissage du </w:t>
       </w:r>
       <w:proofErr w:type="spellStart"/>
@@ -4015,6 +4246,7 @@
           <w:szCs w:val="24"/>
           <w:lang w:eastAsia="fr-FR"/>
         </w:rPr>
+        <w:lastRenderedPageBreak/>
         <w:t>Difficulté 3 : Gestion du temps.</w:t>
       </w:r>
       <w:r>
@@ -4274,66 +4506,7 @@
           <w:szCs w:val="24"/>
           <w:lang w:eastAsia="fr-FR"/>
         </w:rPr>
-        <w:t>Le module est en attente de mise en production (MEP), conditionnée à la finalisation de l'automate par l'équipe interne</w:t>
-      </w:r>
-      <w:r>
-        <w:rPr>
-          <w:rFonts w:ascii="Times New Roman" w:eastAsia="Times New Roman" w:hAnsi="Times New Roman" w:cs="Times New Roman"/>
-          <w:sz w:val="24"/>
-          <w:szCs w:val="24"/>
-          <w:vertAlign w:val="superscript"/>
-          <w:lang w:eastAsia="fr-FR"/>
-        </w:rPr>
-        <w:t>46464646</w:t>
-      </w:r>
-      <w:r>
-        <w:rPr>
-          <w:rFonts w:ascii="Times New Roman" w:eastAsia="Times New Roman" w:hAnsi="Times New Roman" w:cs="Times New Roman"/>
-          <w:sz w:val="24"/>
-          <w:szCs w:val="24"/>
-          <w:lang w:eastAsia="fr-FR"/>
-        </w:rPr>
-        <w:t>.</w:t>
-      </w:r>
-    </w:p>
-    <w:p>
-      <w:pPr>
-        <w:spacing w:before="100" w:beforeAutospacing="1" w:after="100" w:afterAutospacing="1" w:line="240" w:lineRule="auto"/>
-        <w:rPr>
-          <w:rFonts w:ascii="Times New Roman" w:eastAsia="Times New Roman" w:hAnsi="Times New Roman" w:cs="Times New Roman"/>
-          <w:sz w:val="24"/>
-          <w:szCs w:val="24"/>
-          <w:lang w:eastAsia="fr-FR"/>
-        </w:rPr>
-      </w:pPr>
-      <w:r>
-        <w:rPr>
-          <w:rFonts w:ascii="Times New Roman" w:eastAsia="Times New Roman" w:hAnsi="Times New Roman" w:cs="Times New Roman"/>
-          <w:sz w:val="24"/>
-          <w:szCs w:val="24"/>
-          <w:lang w:eastAsia="fr-FR"/>
-        </w:rPr>
-        <w:t>[INSÉRER ICI : Capture d'écran du résultat final ou de la table SQL remplie]</w:t>
-      </w:r>
-    </w:p>
-    <w:p>
-      <w:pPr>
-        <w:spacing w:before="100" w:beforeAutospacing="1" w:after="100" w:afterAutospacing="1" w:line="240" w:lineRule="auto"/>
-        <w:rPr>
-          <w:rFonts w:ascii="Times New Roman" w:eastAsia="Times New Roman" w:hAnsi="Times New Roman" w:cs="Times New Roman"/>
-          <w:sz w:val="24"/>
-          <w:szCs w:val="24"/>
-          <w:lang w:eastAsia="fr-FR"/>
-        </w:rPr>
-      </w:pPr>
-      <w:r>
-        <w:rPr>
-          <w:rFonts w:ascii="Times New Roman" w:eastAsia="Times New Roman" w:hAnsi="Times New Roman" w:cs="Times New Roman"/>
-          <w:sz w:val="24"/>
-          <w:szCs w:val="24"/>
-          <w:lang w:eastAsia="fr-FR"/>
-        </w:rPr>
-        <w:t>Figure 4 : Données de configuration correctement enregistrées en base</w:t>
+        <w:t>Le module est en attente de mise en production (MEP), conditionnée à la finalisation de l'automate par l'équipe interne.</w:t>
       </w:r>
     </w:p>
     <w:p>
@@ -4523,7 +4696,6 @@
           <w:szCs w:val="36"/>
           <w:lang w:eastAsia="fr-FR"/>
         </w:rPr>
-        <w:lastRenderedPageBreak/>
         <w:t>7. Organisation du travail &amp; Gestion de projet</w:t>
       </w:r>
     </w:p>
@@ -4723,6 +4895,7 @@
           <w:szCs w:val="27"/>
           <w:lang w:eastAsia="fr-FR"/>
         </w:rPr>
+        <w:lastRenderedPageBreak/>
         <w:t>7.2. Outils de pilotage</w:t>
       </w:r>
     </w:p>
@@ -5103,7 +5276,6 @@
           <w:szCs w:val="36"/>
           <w:lang w:eastAsia="fr-FR"/>
         </w:rPr>
-        <w:lastRenderedPageBreak/>
         <w:t>8. Technologies, outils et langages utilisés</w:t>
       </w:r>
     </w:p>
@@ -6253,8 +6425,6 @@
           <w:lang w:eastAsia="fr-FR"/>
         </w:rPr>
       </w:pPr>
-      <w:bookmarkStart w:id="0" w:name="_GoBack"/>
-      <w:bookmarkEnd w:id="0"/>
     </w:p>
     <w:p>
       <w:pPr>
@@ -6681,7 +6851,6 @@
           <w:szCs w:val="24"/>
           <w:lang w:eastAsia="fr-FR"/>
         </w:rPr>
-        <w:lastRenderedPageBreak/>
         <w:pict>
           <v:rect id="_x0000_i1033" style="width:0;height:1.5pt" o:hralign="center" o:hrstd="t" o:hr="t" fillcolor="#a0a0a0" stroked="f"/>
         </w:pict>
@@ -6809,6 +6978,7 @@
           <w:szCs w:val="24"/>
           <w:lang w:eastAsia="fr-FR"/>
         </w:rPr>
+        <w:lastRenderedPageBreak/>
         <w:t>Tests d'Intégration :</w:t>
       </w:r>
       <w:r>
@@ -7627,86 +7797,86 @@
           <w:szCs w:val="24"/>
           <w:lang w:eastAsia="fr-FR"/>
         </w:rPr>
+        <w:t>Il a tout d'abord confirmé mon choix pour l'option SLAM (Solutions Logicielles et Applications Métiers). Le plaisir pris à concevoir une fonctionnalité concrète et à manipuler des données m'a prouvé que le développement correspond à mes aspirations72.</w:t>
+      </w:r>
+    </w:p>
+    <w:p>
+      <w:pPr>
+        <w:spacing w:before="100" w:beforeAutospacing="1" w:after="100" w:afterAutospacing="1" w:line="240" w:lineRule="auto"/>
+        <w:rPr>
+          <w:rFonts w:ascii="Times New Roman" w:eastAsia="Times New Roman" w:hAnsi="Times New Roman" w:cs="Times New Roman"/>
+          <w:sz w:val="24"/>
+          <w:szCs w:val="24"/>
+          <w:lang w:eastAsia="fr-FR"/>
+        </w:rPr>
+      </w:pPr>
+      <w:r>
+        <w:rPr>
+          <w:rFonts w:ascii="Times New Roman" w:eastAsia="Times New Roman" w:hAnsi="Times New Roman" w:cs="Times New Roman"/>
+          <w:sz w:val="24"/>
+          <w:szCs w:val="24"/>
+          <w:lang w:eastAsia="fr-FR"/>
+        </w:rPr>
+        <w:t xml:space="preserve">De plus, cette immersion m'a donné le goût de l'entreprise. J'ai réalisé que la confrontation aux contraintes réelles (clients, délais, sécurité) est le meilleur moyen de progresser. C'est pourquoi je suis désormais déterminé à </w:t>
+      </w:r>
+      <w:r>
+        <w:rPr>
+          <w:rFonts w:ascii="Times New Roman" w:eastAsia="Times New Roman" w:hAnsi="Times New Roman" w:cs="Times New Roman"/>
+          <w:b/>
+          <w:bCs/>
+          <w:sz w:val="24"/>
+          <w:szCs w:val="24"/>
+          <w:lang w:eastAsia="fr-FR"/>
+        </w:rPr>
+        <w:t>poursuivre ma deuxième année de BTS en alternance</w:t>
+      </w:r>
+      <w:r>
+        <w:rPr>
+          <w:rFonts w:ascii="Times New Roman" w:eastAsia="Times New Roman" w:hAnsi="Times New Roman" w:cs="Times New Roman"/>
+          <w:sz w:val="24"/>
+          <w:szCs w:val="24"/>
+          <w:lang w:eastAsia="fr-FR"/>
+        </w:rPr>
+        <w:t>. Je souhaite continuer à monter en compétence sur des technologies concrètes au sein d'une équipe professionnelle</w:t>
+      </w:r>
+      <w:r>
+        <w:rPr>
+          <w:rFonts w:ascii="Times New Roman" w:eastAsia="Times New Roman" w:hAnsi="Times New Roman" w:cs="Times New Roman"/>
+          <w:sz w:val="24"/>
+          <w:szCs w:val="24"/>
+          <w:vertAlign w:val="superscript"/>
+          <w:lang w:eastAsia="fr-FR"/>
+        </w:rPr>
+        <w:t>73</w:t>
+      </w:r>
+      <w:r>
+        <w:rPr>
+          <w:rFonts w:ascii="Times New Roman" w:eastAsia="Times New Roman" w:hAnsi="Times New Roman" w:cs="Times New Roman"/>
+          <w:sz w:val="24"/>
+          <w:szCs w:val="24"/>
+          <w:lang w:eastAsia="fr-FR"/>
+        </w:rPr>
+        <w:t>.</w:t>
+      </w:r>
+    </w:p>
+    <w:p>
+      <w:pPr>
+        <w:spacing w:after="0" w:line="240" w:lineRule="auto"/>
+        <w:rPr>
+          <w:rFonts w:ascii="Times New Roman" w:eastAsia="Times New Roman" w:hAnsi="Times New Roman" w:cs="Times New Roman"/>
+          <w:sz w:val="24"/>
+          <w:szCs w:val="24"/>
+          <w:lang w:eastAsia="fr-FR"/>
+        </w:rPr>
+      </w:pPr>
+      <w:r>
+        <w:rPr>
+          <w:rFonts w:ascii="Times New Roman" w:eastAsia="Times New Roman" w:hAnsi="Times New Roman" w:cs="Times New Roman"/>
+          <w:sz w:val="24"/>
+          <w:szCs w:val="24"/>
+          <w:lang w:eastAsia="fr-FR"/>
+        </w:rPr>
         <w:lastRenderedPageBreak/>
-        <w:t>Il a tout d'abord confirmé mon choix pour l'option SLAM (Solutions Logicielles et Applications Métiers). Le plaisir pris à concevoir une fonctionnalité concrète et à manipuler des données m'a prouvé que le développement correspond à mes aspirations72.</w:t>
-      </w:r>
-    </w:p>
-    <w:p>
-      <w:pPr>
-        <w:spacing w:before="100" w:beforeAutospacing="1" w:after="100" w:afterAutospacing="1" w:line="240" w:lineRule="auto"/>
-        <w:rPr>
-          <w:rFonts w:ascii="Times New Roman" w:eastAsia="Times New Roman" w:hAnsi="Times New Roman" w:cs="Times New Roman"/>
-          <w:sz w:val="24"/>
-          <w:szCs w:val="24"/>
-          <w:lang w:eastAsia="fr-FR"/>
-        </w:rPr>
-      </w:pPr>
-      <w:r>
-        <w:rPr>
-          <w:rFonts w:ascii="Times New Roman" w:eastAsia="Times New Roman" w:hAnsi="Times New Roman" w:cs="Times New Roman"/>
-          <w:sz w:val="24"/>
-          <w:szCs w:val="24"/>
-          <w:lang w:eastAsia="fr-FR"/>
-        </w:rPr>
-        <w:t xml:space="preserve">De plus, cette immersion m'a donné le goût de l'entreprise. J'ai réalisé que la confrontation aux contraintes réelles (clients, délais, sécurité) est le meilleur moyen de progresser. C'est pourquoi je suis désormais déterminé à </w:t>
-      </w:r>
-      <w:r>
-        <w:rPr>
-          <w:rFonts w:ascii="Times New Roman" w:eastAsia="Times New Roman" w:hAnsi="Times New Roman" w:cs="Times New Roman"/>
-          <w:b/>
-          <w:bCs/>
-          <w:sz w:val="24"/>
-          <w:szCs w:val="24"/>
-          <w:lang w:eastAsia="fr-FR"/>
-        </w:rPr>
-        <w:t>poursuivre ma deuxième année de BTS en alternance</w:t>
-      </w:r>
-      <w:r>
-        <w:rPr>
-          <w:rFonts w:ascii="Times New Roman" w:eastAsia="Times New Roman" w:hAnsi="Times New Roman" w:cs="Times New Roman"/>
-          <w:sz w:val="24"/>
-          <w:szCs w:val="24"/>
-          <w:lang w:eastAsia="fr-FR"/>
-        </w:rPr>
-        <w:t>. Je souhaite continuer à monter en compétence sur des technologies concrètes au sein d'une équipe professionnelle</w:t>
-      </w:r>
-      <w:r>
-        <w:rPr>
-          <w:rFonts w:ascii="Times New Roman" w:eastAsia="Times New Roman" w:hAnsi="Times New Roman" w:cs="Times New Roman"/>
-          <w:sz w:val="24"/>
-          <w:szCs w:val="24"/>
-          <w:vertAlign w:val="superscript"/>
-          <w:lang w:eastAsia="fr-FR"/>
-        </w:rPr>
-        <w:t>73</w:t>
-      </w:r>
-      <w:r>
-        <w:rPr>
-          <w:rFonts w:ascii="Times New Roman" w:eastAsia="Times New Roman" w:hAnsi="Times New Roman" w:cs="Times New Roman"/>
-          <w:sz w:val="24"/>
-          <w:szCs w:val="24"/>
-          <w:lang w:eastAsia="fr-FR"/>
-        </w:rPr>
-        <w:t>.</w:t>
-      </w:r>
-    </w:p>
-    <w:p>
-      <w:pPr>
-        <w:spacing w:after="0" w:line="240" w:lineRule="auto"/>
-        <w:rPr>
-          <w:rFonts w:ascii="Times New Roman" w:eastAsia="Times New Roman" w:hAnsi="Times New Roman" w:cs="Times New Roman"/>
-          <w:sz w:val="24"/>
-          <w:szCs w:val="24"/>
-          <w:lang w:eastAsia="fr-FR"/>
-        </w:rPr>
-      </w:pPr>
-      <w:r>
-        <w:rPr>
-          <w:rFonts w:ascii="Times New Roman" w:eastAsia="Times New Roman" w:hAnsi="Times New Roman" w:cs="Times New Roman"/>
-          <w:sz w:val="24"/>
-          <w:szCs w:val="24"/>
-          <w:lang w:eastAsia="fr-FR"/>
-        </w:rPr>
         <w:pict>
           <v:rect id="_x0000_i1036" style="width:0;height:1.5pt" o:hralign="center" o:hrstd="t" o:hr="t" fillcolor="#a0a0a0" stroked="f"/>
         </w:pict>
@@ -7973,211 +8143,6 @@
         <w:pict>
           <v:rect id="_x0000_i1037" style="width:0;height:1.5pt" o:hralign="center" o:hrstd="t" o:hr="t" fillcolor="#a0a0a0" stroked="f"/>
         </w:pict>
-      </w:r>
-    </w:p>
-    <w:p>
-      <w:pPr>
-        <w:spacing w:before="100" w:beforeAutospacing="1" w:after="100" w:afterAutospacing="1" w:line="240" w:lineRule="auto"/>
-        <w:outlineLvl w:val="1"/>
-        <w:rPr>
-          <w:rFonts w:ascii="Times New Roman" w:eastAsia="Times New Roman" w:hAnsi="Times New Roman" w:cs="Times New Roman"/>
-          <w:b/>
-          <w:bCs/>
-          <w:sz w:val="36"/>
-          <w:szCs w:val="36"/>
-          <w:lang w:eastAsia="fr-FR"/>
-        </w:rPr>
-      </w:pPr>
-      <w:r>
-        <w:rPr>
-          <w:rFonts w:ascii="Times New Roman" w:eastAsia="Times New Roman" w:hAnsi="Times New Roman" w:cs="Times New Roman"/>
-          <w:b/>
-          <w:bCs/>
-          <w:sz w:val="36"/>
-          <w:szCs w:val="36"/>
-          <w:lang w:eastAsia="fr-FR"/>
-        </w:rPr>
-        <w:t>14. Annexes</w:t>
-      </w:r>
-    </w:p>
-    <w:p>
-      <w:pPr>
-        <w:numPr>
-          <w:ilvl w:val="0"/>
-          <w:numId w:val="14"/>
-        </w:numPr>
-        <w:spacing w:before="100" w:beforeAutospacing="1" w:after="100" w:afterAutospacing="1" w:line="240" w:lineRule="auto"/>
-        <w:rPr>
-          <w:rFonts w:ascii="Times New Roman" w:eastAsia="Times New Roman" w:hAnsi="Times New Roman" w:cs="Times New Roman"/>
-          <w:sz w:val="24"/>
-          <w:szCs w:val="24"/>
-          <w:lang w:eastAsia="fr-FR"/>
-        </w:rPr>
-      </w:pPr>
-      <w:r>
-        <w:rPr>
-          <w:rFonts w:ascii="Times New Roman" w:eastAsia="Times New Roman" w:hAnsi="Times New Roman" w:cs="Times New Roman"/>
-          <w:b/>
-          <w:bCs/>
-          <w:sz w:val="24"/>
-          <w:szCs w:val="24"/>
-          <w:lang w:eastAsia="fr-FR"/>
-        </w:rPr>
-        <w:t>Annexe 1 :</w:t>
-      </w:r>
-      <w:r>
-        <w:rPr>
-          <w:rFonts w:ascii="Times New Roman" w:eastAsia="Times New Roman" w:hAnsi="Times New Roman" w:cs="Times New Roman"/>
-          <w:sz w:val="24"/>
-          <w:szCs w:val="24"/>
-          <w:lang w:eastAsia="fr-FR"/>
-        </w:rPr>
-        <w:t xml:space="preserve"> Organigramme de l'équipe Développement (SIFA Massy).</w:t>
-      </w:r>
-    </w:p>
-    <w:p>
-      <w:pPr>
-        <w:numPr>
-          <w:ilvl w:val="0"/>
-          <w:numId w:val="14"/>
-        </w:numPr>
-        <w:spacing w:before="100" w:beforeAutospacing="1" w:after="100" w:afterAutospacing="1" w:line="240" w:lineRule="auto"/>
-        <w:rPr>
-          <w:rFonts w:ascii="Times New Roman" w:eastAsia="Times New Roman" w:hAnsi="Times New Roman" w:cs="Times New Roman"/>
-          <w:sz w:val="24"/>
-          <w:szCs w:val="24"/>
-          <w:lang w:eastAsia="fr-FR"/>
-        </w:rPr>
-      </w:pPr>
-      <w:r>
-        <w:rPr>
-          <w:rFonts w:ascii="Times New Roman" w:eastAsia="Times New Roman" w:hAnsi="Times New Roman" w:cs="Times New Roman"/>
-          <w:b/>
-          <w:bCs/>
-          <w:sz w:val="24"/>
-          <w:szCs w:val="24"/>
-          <w:lang w:eastAsia="fr-FR"/>
-        </w:rPr>
-        <w:t>Annexe 2 :</w:t>
-      </w:r>
-      <w:r>
-        <w:rPr>
-          <w:rFonts w:ascii="Times New Roman" w:eastAsia="Times New Roman" w:hAnsi="Times New Roman" w:cs="Times New Roman"/>
-          <w:sz w:val="24"/>
-          <w:szCs w:val="24"/>
-          <w:lang w:eastAsia="fr-FR"/>
-        </w:rPr>
-        <w:t xml:space="preserve"> Attestation de stage.</w:t>
-      </w:r>
-    </w:p>
-    <w:p>
-      <w:pPr>
-        <w:numPr>
-          <w:ilvl w:val="0"/>
-          <w:numId w:val="14"/>
-        </w:numPr>
-        <w:spacing w:before="100" w:beforeAutospacing="1" w:after="100" w:afterAutospacing="1" w:line="240" w:lineRule="auto"/>
-        <w:rPr>
-          <w:rFonts w:ascii="Times New Roman" w:eastAsia="Times New Roman" w:hAnsi="Times New Roman" w:cs="Times New Roman"/>
-          <w:sz w:val="24"/>
-          <w:szCs w:val="24"/>
-          <w:lang w:eastAsia="fr-FR"/>
-        </w:rPr>
-      </w:pPr>
-      <w:r>
-        <w:rPr>
-          <w:rFonts w:ascii="Times New Roman" w:eastAsia="Times New Roman" w:hAnsi="Times New Roman" w:cs="Times New Roman"/>
-          <w:b/>
-          <w:bCs/>
-          <w:sz w:val="24"/>
-          <w:szCs w:val="24"/>
-          <w:lang w:eastAsia="fr-FR"/>
-        </w:rPr>
-        <w:t>Annexe 3 :</w:t>
-      </w:r>
-      <w:r>
-        <w:rPr>
-          <w:rFonts w:ascii="Times New Roman" w:eastAsia="Times New Roman" w:hAnsi="Times New Roman" w:cs="Times New Roman"/>
-          <w:sz w:val="24"/>
-          <w:szCs w:val="24"/>
-          <w:lang w:eastAsia="fr-FR"/>
-        </w:rPr>
-        <w:t xml:space="preserve"> Captures d'écran techniques (Interface </w:t>
-      </w:r>
-      <w:proofErr w:type="spellStart"/>
-      <w:r>
-        <w:rPr>
-          <w:rFonts w:ascii="Times New Roman" w:eastAsia="Times New Roman" w:hAnsi="Times New Roman" w:cs="Times New Roman"/>
-          <w:sz w:val="24"/>
-          <w:szCs w:val="24"/>
-          <w:lang w:eastAsia="fr-FR"/>
-        </w:rPr>
-        <w:t>WebDev</w:t>
-      </w:r>
-      <w:proofErr w:type="spellEnd"/>
-      <w:r>
-        <w:rPr>
-          <w:rFonts w:ascii="Times New Roman" w:eastAsia="Times New Roman" w:hAnsi="Times New Roman" w:cs="Times New Roman"/>
-          <w:sz w:val="24"/>
-          <w:szCs w:val="24"/>
-          <w:lang w:eastAsia="fr-FR"/>
-        </w:rPr>
-        <w:t>).</w:t>
-      </w:r>
-    </w:p>
-    <w:p>
-      <w:pPr>
-        <w:numPr>
-          <w:ilvl w:val="0"/>
-          <w:numId w:val="14"/>
-        </w:numPr>
-        <w:spacing w:before="100" w:beforeAutospacing="1" w:after="100" w:afterAutospacing="1" w:line="240" w:lineRule="auto"/>
-        <w:rPr>
-          <w:rFonts w:ascii="Times New Roman" w:eastAsia="Times New Roman" w:hAnsi="Times New Roman" w:cs="Times New Roman"/>
-          <w:sz w:val="24"/>
-          <w:szCs w:val="24"/>
-          <w:lang w:eastAsia="fr-FR"/>
-        </w:rPr>
-      </w:pPr>
-      <w:r>
-        <w:rPr>
-          <w:rFonts w:ascii="Times New Roman" w:eastAsia="Times New Roman" w:hAnsi="Times New Roman" w:cs="Times New Roman"/>
-          <w:b/>
-          <w:bCs/>
-          <w:sz w:val="24"/>
-          <w:szCs w:val="24"/>
-          <w:lang w:eastAsia="fr-FR"/>
-        </w:rPr>
-        <w:t>Annexe 4 :</w:t>
-      </w:r>
-      <w:r>
-        <w:rPr>
-          <w:rFonts w:ascii="Times New Roman" w:eastAsia="Times New Roman" w:hAnsi="Times New Roman" w:cs="Times New Roman"/>
-          <w:sz w:val="24"/>
-          <w:szCs w:val="24"/>
-          <w:lang w:eastAsia="fr-FR"/>
-        </w:rPr>
-        <w:t xml:space="preserve"> Extraits de code (Procédures stockées SQL </w:t>
-      </w:r>
-      <w:proofErr w:type="spellStart"/>
-      <w:r>
-        <w:rPr>
-          <w:rFonts w:ascii="Times New Roman" w:eastAsia="Times New Roman" w:hAnsi="Times New Roman" w:cs="Times New Roman"/>
-          <w:sz w:val="24"/>
-          <w:szCs w:val="24"/>
-          <w:lang w:eastAsia="fr-FR"/>
-        </w:rPr>
-        <w:t>anonymisées</w:t>
-      </w:r>
-      <w:proofErr w:type="spellEnd"/>
-      <w:r>
-        <w:rPr>
-          <w:rFonts w:ascii="Times New Roman" w:eastAsia="Times New Roman" w:hAnsi="Times New Roman" w:cs="Times New Roman"/>
-          <w:sz w:val="24"/>
-          <w:szCs w:val="24"/>
-          <w:lang w:eastAsia="fr-FR"/>
-        </w:rPr>
-        <w:t>).</w:t>
       </w:r>
     </w:p>
     <w:p/>
@@ -8194,6 +8159,155 @@
 <file path=word/numbering.xml><?xml version="1.0" encoding="utf-8"?>
 <w:numbering xmlns:wpc="http://schemas.microsoft.com/office/word/2010/wordprocessingCanvas" xmlns:cx="http://schemas.microsoft.com/office/drawing/2014/chartex" xmlns:cx1="http://schemas.microsoft.com/office/drawing/2015/9/8/chartex" xmlns:mc="http://schemas.openxmlformats.org/markup-compatibility/2006" xmlns:o="urn:schemas-microsoft-com:office:office" xmlns:r="http://schemas.openxmlformats.org/officeDocument/2006/relationships" xmlns:m="http://schemas.openxmlformats.org/officeDocument/2006/math" xmlns:v="urn:schemas-microsoft-com:vml" xmlns:wp14="http://schemas.microsoft.com/office/word/2010/wordprocessingDrawing" xmlns:wp="http://schemas.openxmlformats.org/drawingml/2006/wordprocessingDrawing" xmlns:w10="urn:schemas-microsoft-com:office:word" xmlns:w="http://schemas.openxmlformats.org/wordprocessingml/2006/main" xmlns:w14="http://schemas.microsoft.com/office/word/2010/wordml" xmlns:w15="http://schemas.microsoft.com/office/word/2012/wordml" xmlns:w16se="http://schemas.microsoft.com/office/word/2015/wordml/symex" xmlns:wpg="http://schemas.microsoft.com/office/word/2010/wordprocessingGroup" xmlns:wpi="http://schemas.microsoft.com/office/word/2010/wordprocessingInk" xmlns:wne="http://schemas.microsoft.com/office/word/2006/wordml" xmlns:wps="http://schemas.microsoft.com/office/word/2010/wordprocessingShape" mc:Ignorable="w14 w15 w16se wp14">
   <w:abstractNum w:abstractNumId="0" w15:restartNumberingAfterBreak="0">
+    <w:nsid w:val="00992AA6"/>
+    <w:multiLevelType w:val="multilevel"/>
+    <w:tmpl w:val="BC9C3C02"/>
+    <w:lvl w:ilvl="0">
+      <w:start w:val="1"/>
+      <w:numFmt w:val="bullet"/>
+      <w:lvlText w:val=""/>
+      <w:lvlJc w:val="left"/>
+      <w:pPr>
+        <w:tabs>
+          <w:tab w:val="num" w:pos="720"/>
+        </w:tabs>
+        <w:ind w:left="720" w:hanging="360"/>
+      </w:pPr>
+      <w:rPr>
+        <w:rFonts w:ascii="Symbol" w:hAnsi="Symbol" w:hint="default"/>
+        <w:sz w:val="20"/>
+      </w:rPr>
+    </w:lvl>
+    <w:lvl w:ilvl="1" w:tentative="1">
+      <w:start w:val="1"/>
+      <w:numFmt w:val="bullet"/>
+      <w:lvlText w:val="o"/>
+      <w:lvlJc w:val="left"/>
+      <w:pPr>
+        <w:tabs>
+          <w:tab w:val="num" w:pos="1440"/>
+        </w:tabs>
+        <w:ind w:left="1440" w:hanging="360"/>
+      </w:pPr>
+      <w:rPr>
+        <w:rFonts w:ascii="Courier New" w:hAnsi="Courier New" w:hint="default"/>
+        <w:sz w:val="20"/>
+      </w:rPr>
+    </w:lvl>
+    <w:lvl w:ilvl="2" w:tentative="1">
+      <w:start w:val="1"/>
+      <w:numFmt w:val="bullet"/>
+      <w:lvlText w:val=""/>
+      <w:lvlJc w:val="left"/>
+      <w:pPr>
+        <w:tabs>
+          <w:tab w:val="num" w:pos="2160"/>
+        </w:tabs>
+        <w:ind w:left="2160" w:hanging="360"/>
+      </w:pPr>
+      <w:rPr>
+        <w:rFonts w:ascii="Wingdings" w:hAnsi="Wingdings" w:hint="default"/>
+        <w:sz w:val="20"/>
+      </w:rPr>
+    </w:lvl>
+    <w:lvl w:ilvl="3" w:tentative="1">
+      <w:start w:val="1"/>
+      <w:numFmt w:val="bullet"/>
+      <w:lvlText w:val=""/>
+      <w:lvlJc w:val="left"/>
+      <w:pPr>
+        <w:tabs>
+          <w:tab w:val="num" w:pos="2880"/>
+        </w:tabs>
+        <w:ind w:left="2880" w:hanging="360"/>
+      </w:pPr>
+      <w:rPr>
+        <w:rFonts w:ascii="Wingdings" w:hAnsi="Wingdings" w:hint="default"/>
+        <w:sz w:val="20"/>
+      </w:rPr>
+    </w:lvl>
+    <w:lvl w:ilvl="4" w:tentative="1">
+      <w:start w:val="1"/>
+      <w:numFmt w:val="bullet"/>
+      <w:lvlText w:val=""/>
+      <w:lvlJc w:val="left"/>
+      <w:pPr>
+        <w:tabs>
+          <w:tab w:val="num" w:pos="3600"/>
+        </w:tabs>
+        <w:ind w:left="3600" w:hanging="360"/>
+      </w:pPr>
+      <w:rPr>
+        <w:rFonts w:ascii="Wingdings" w:hAnsi="Wingdings" w:hint="default"/>
+        <w:sz w:val="20"/>
+      </w:rPr>
+    </w:lvl>
+    <w:lvl w:ilvl="5" w:tentative="1">
+      <w:start w:val="1"/>
+      <w:numFmt w:val="bullet"/>
+      <w:lvlText w:val=""/>
+      <w:lvlJc w:val="left"/>
+      <w:pPr>
+        <w:tabs>
+          <w:tab w:val="num" w:pos="4320"/>
+        </w:tabs>
+        <w:ind w:left="4320" w:hanging="360"/>
+      </w:pPr>
+      <w:rPr>
+        <w:rFonts w:ascii="Wingdings" w:hAnsi="Wingdings" w:hint="default"/>
+        <w:sz w:val="20"/>
+      </w:rPr>
+    </w:lvl>
+    <w:lvl w:ilvl="6" w:tentative="1">
+      <w:start w:val="1"/>
+      <w:numFmt w:val="bullet"/>
+      <w:lvlText w:val=""/>
+      <w:lvlJc w:val="left"/>
+      <w:pPr>
+        <w:tabs>
+          <w:tab w:val="num" w:pos="5040"/>
+        </w:tabs>
+        <w:ind w:left="5040" w:hanging="360"/>
+      </w:pPr>
+      <w:rPr>
+        <w:rFonts w:ascii="Wingdings" w:hAnsi="Wingdings" w:hint="default"/>
+        <w:sz w:val="20"/>
+      </w:rPr>
+    </w:lvl>
+    <w:lvl w:ilvl="7" w:tentative="1">
+      <w:start w:val="1"/>
+      <w:numFmt w:val="bullet"/>
+      <w:lvlText w:val=""/>
+      <w:lvlJc w:val="left"/>
+      <w:pPr>
+        <w:tabs>
+          <w:tab w:val="num" w:pos="5760"/>
+        </w:tabs>
+        <w:ind w:left="5760" w:hanging="360"/>
+      </w:pPr>
+      <w:rPr>
+        <w:rFonts w:ascii="Wingdings" w:hAnsi="Wingdings" w:hint="default"/>
+        <w:sz w:val="20"/>
+      </w:rPr>
+    </w:lvl>
+    <w:lvl w:ilvl="8" w:tentative="1">
+      <w:start w:val="1"/>
+      <w:numFmt w:val="bullet"/>
+      <w:lvlText w:val=""/>
+      <w:lvlJc w:val="left"/>
+      <w:pPr>
+        <w:tabs>
+          <w:tab w:val="num" w:pos="6480"/>
+        </w:tabs>
+        <w:ind w:left="6480" w:hanging="360"/>
+      </w:pPr>
+      <w:rPr>
+        <w:rFonts w:ascii="Wingdings" w:hAnsi="Wingdings" w:hint="default"/>
+        <w:sz w:val="20"/>
+      </w:rPr>
+    </w:lvl>
+  </w:abstractNum>
+  <w:abstractNum w:abstractNumId="1" w15:restartNumberingAfterBreak="0">
     <w:nsid w:val="053D13BF"/>
     <w:multiLevelType w:val="multilevel"/>
     <w:tmpl w:val="88CED44E"/>
@@ -8342,7 +8456,7 @@
       </w:rPr>
     </w:lvl>
   </w:abstractNum>
-  <w:abstractNum w:abstractNumId="1" w15:restartNumberingAfterBreak="0">
+  <w:abstractNum w:abstractNumId="2" w15:restartNumberingAfterBreak="0">
     <w:nsid w:val="062D0D8E"/>
     <w:multiLevelType w:val="multilevel"/>
     <w:tmpl w:val="89A05290"/>
@@ -8455,7 +8569,7 @@
       </w:pPr>
     </w:lvl>
   </w:abstractNum>
-  <w:abstractNum w:abstractNumId="2" w15:restartNumberingAfterBreak="0">
+  <w:abstractNum w:abstractNumId="3" w15:restartNumberingAfterBreak="0">
     <w:nsid w:val="065E76D1"/>
     <w:multiLevelType w:val="multilevel"/>
     <w:tmpl w:val="F9C8338E"/>
@@ -8604,7 +8718,156 @@
       </w:rPr>
     </w:lvl>
   </w:abstractNum>
-  <w:abstractNum w:abstractNumId="3" w15:restartNumberingAfterBreak="0">
+  <w:abstractNum w:abstractNumId="4" w15:restartNumberingAfterBreak="0">
+    <w:nsid w:val="07AE4B60"/>
+    <w:multiLevelType w:val="multilevel"/>
+    <w:tmpl w:val="AFE463B2"/>
+    <w:lvl w:ilvl="0">
+      <w:start w:val="1"/>
+      <w:numFmt w:val="bullet"/>
+      <w:lvlText w:val=""/>
+      <w:lvlJc w:val="left"/>
+      <w:pPr>
+        <w:tabs>
+          <w:tab w:val="num" w:pos="720"/>
+        </w:tabs>
+        <w:ind w:left="720" w:hanging="360"/>
+      </w:pPr>
+      <w:rPr>
+        <w:rFonts w:ascii="Symbol" w:hAnsi="Symbol" w:hint="default"/>
+        <w:sz w:val="20"/>
+      </w:rPr>
+    </w:lvl>
+    <w:lvl w:ilvl="1" w:tentative="1">
+      <w:start w:val="1"/>
+      <w:numFmt w:val="bullet"/>
+      <w:lvlText w:val="o"/>
+      <w:lvlJc w:val="left"/>
+      <w:pPr>
+        <w:tabs>
+          <w:tab w:val="num" w:pos="1440"/>
+        </w:tabs>
+        <w:ind w:left="1440" w:hanging="360"/>
+      </w:pPr>
+      <w:rPr>
+        <w:rFonts w:ascii="Courier New" w:hAnsi="Courier New" w:hint="default"/>
+        <w:sz w:val="20"/>
+      </w:rPr>
+    </w:lvl>
+    <w:lvl w:ilvl="2" w:tentative="1">
+      <w:start w:val="1"/>
+      <w:numFmt w:val="bullet"/>
+      <w:lvlText w:val=""/>
+      <w:lvlJc w:val="left"/>
+      <w:pPr>
+        <w:tabs>
+          <w:tab w:val="num" w:pos="2160"/>
+        </w:tabs>
+        <w:ind w:left="2160" w:hanging="360"/>
+      </w:pPr>
+      <w:rPr>
+        <w:rFonts w:ascii="Wingdings" w:hAnsi="Wingdings" w:hint="default"/>
+        <w:sz w:val="20"/>
+      </w:rPr>
+    </w:lvl>
+    <w:lvl w:ilvl="3" w:tentative="1">
+      <w:start w:val="1"/>
+      <w:numFmt w:val="bullet"/>
+      <w:lvlText w:val=""/>
+      <w:lvlJc w:val="left"/>
+      <w:pPr>
+        <w:tabs>
+          <w:tab w:val="num" w:pos="2880"/>
+        </w:tabs>
+        <w:ind w:left="2880" w:hanging="360"/>
+      </w:pPr>
+      <w:rPr>
+        <w:rFonts w:ascii="Wingdings" w:hAnsi="Wingdings" w:hint="default"/>
+        <w:sz w:val="20"/>
+      </w:rPr>
+    </w:lvl>
+    <w:lvl w:ilvl="4" w:tentative="1">
+      <w:start w:val="1"/>
+      <w:numFmt w:val="bullet"/>
+      <w:lvlText w:val=""/>
+      <w:lvlJc w:val="left"/>
+      <w:pPr>
+        <w:tabs>
+          <w:tab w:val="num" w:pos="3600"/>
+        </w:tabs>
+        <w:ind w:left="3600" w:hanging="360"/>
+      </w:pPr>
+      <w:rPr>
+        <w:rFonts w:ascii="Wingdings" w:hAnsi="Wingdings" w:hint="default"/>
+        <w:sz w:val="20"/>
+      </w:rPr>
+    </w:lvl>
+    <w:lvl w:ilvl="5" w:tentative="1">
+      <w:start w:val="1"/>
+      <w:numFmt w:val="bullet"/>
+      <w:lvlText w:val=""/>
+      <w:lvlJc w:val="left"/>
+      <w:pPr>
+        <w:tabs>
+          <w:tab w:val="num" w:pos="4320"/>
+        </w:tabs>
+        <w:ind w:left="4320" w:hanging="360"/>
+      </w:pPr>
+      <w:rPr>
+        <w:rFonts w:ascii="Wingdings" w:hAnsi="Wingdings" w:hint="default"/>
+        <w:sz w:val="20"/>
+      </w:rPr>
+    </w:lvl>
+    <w:lvl w:ilvl="6" w:tentative="1">
+      <w:start w:val="1"/>
+      <w:numFmt w:val="bullet"/>
+      <w:lvlText w:val=""/>
+      <w:lvlJc w:val="left"/>
+      <w:pPr>
+        <w:tabs>
+          <w:tab w:val="num" w:pos="5040"/>
+        </w:tabs>
+        <w:ind w:left="5040" w:hanging="360"/>
+      </w:pPr>
+      <w:rPr>
+        <w:rFonts w:ascii="Wingdings" w:hAnsi="Wingdings" w:hint="default"/>
+        <w:sz w:val="20"/>
+      </w:rPr>
+    </w:lvl>
+    <w:lvl w:ilvl="7" w:tentative="1">
+      <w:start w:val="1"/>
+      <w:numFmt w:val="bullet"/>
+      <w:lvlText w:val=""/>
+      <w:lvlJc w:val="left"/>
+      <w:pPr>
+        <w:tabs>
+          <w:tab w:val="num" w:pos="5760"/>
+        </w:tabs>
+        <w:ind w:left="5760" w:hanging="360"/>
+      </w:pPr>
+      <w:rPr>
+        <w:rFonts w:ascii="Wingdings" w:hAnsi="Wingdings" w:hint="default"/>
+        <w:sz w:val="20"/>
+      </w:rPr>
+    </w:lvl>
+    <w:lvl w:ilvl="8" w:tentative="1">
+      <w:start w:val="1"/>
+      <w:numFmt w:val="bullet"/>
+      <w:lvlText w:val=""/>
+      <w:lvlJc w:val="left"/>
+      <w:pPr>
+        <w:tabs>
+          <w:tab w:val="num" w:pos="6480"/>
+        </w:tabs>
+        <w:ind w:left="6480" w:hanging="360"/>
+      </w:pPr>
+      <w:rPr>
+        <w:rFonts w:ascii="Wingdings" w:hAnsi="Wingdings" w:hint="default"/>
+        <w:sz w:val="20"/>
+      </w:rPr>
+    </w:lvl>
+  </w:abstractNum>
+  <w:abstractNum w:abstractNumId="5" w15:restartNumberingAfterBreak="0">
     <w:nsid w:val="19C004C5"/>
     <w:multiLevelType w:val="multilevel"/>
     <w:tmpl w:val="64B860E2"/>
@@ -8717,7 +8980,7 @@
       </w:pPr>
     </w:lvl>
   </w:abstractNum>
-  <w:abstractNum w:abstractNumId="4" w15:restartNumberingAfterBreak="0">
+  <w:abstractNum w:abstractNumId="6" w15:restartNumberingAfterBreak="0">
     <w:nsid w:val="2488300C"/>
     <w:multiLevelType w:val="multilevel"/>
     <w:tmpl w:val="F6325F9A"/>
@@ -8866,7 +9129,156 @@
       </w:rPr>
     </w:lvl>
   </w:abstractNum>
-  <w:abstractNum w:abstractNumId="5" w15:restartNumberingAfterBreak="0">
+  <w:abstractNum w:abstractNumId="7" w15:restartNumberingAfterBreak="0">
+    <w:nsid w:val="2AB92752"/>
+    <w:multiLevelType w:val="multilevel"/>
+    <w:tmpl w:val="4574EBA2"/>
+    <w:lvl w:ilvl="0">
+      <w:start w:val="1"/>
+      <w:numFmt w:val="bullet"/>
+      <w:lvlText w:val=""/>
+      <w:lvlJc w:val="left"/>
+      <w:pPr>
+        <w:tabs>
+          <w:tab w:val="num" w:pos="720"/>
+        </w:tabs>
+        <w:ind w:left="720" w:hanging="360"/>
+      </w:pPr>
+      <w:rPr>
+        <w:rFonts w:ascii="Symbol" w:hAnsi="Symbol" w:hint="default"/>
+        <w:sz w:val="20"/>
+      </w:rPr>
+    </w:lvl>
+    <w:lvl w:ilvl="1" w:tentative="1">
+      <w:start w:val="1"/>
+      <w:numFmt w:val="bullet"/>
+      <w:lvlText w:val="o"/>
+      <w:lvlJc w:val="left"/>
+      <w:pPr>
+        <w:tabs>
+          <w:tab w:val="num" w:pos="1440"/>
+        </w:tabs>
+        <w:ind w:left="1440" w:hanging="360"/>
+      </w:pPr>
+      <w:rPr>
+        <w:rFonts w:ascii="Courier New" w:hAnsi="Courier New" w:hint="default"/>
+        <w:sz w:val="20"/>
+      </w:rPr>
+    </w:lvl>
+    <w:lvl w:ilvl="2" w:tentative="1">
+      <w:start w:val="1"/>
+      <w:numFmt w:val="bullet"/>
+      <w:lvlText w:val=""/>
+      <w:lvlJc w:val="left"/>
+      <w:pPr>
+        <w:tabs>
+          <w:tab w:val="num" w:pos="2160"/>
+        </w:tabs>
+        <w:ind w:left="2160" w:hanging="360"/>
+      </w:pPr>
+      <w:rPr>
+        <w:rFonts w:ascii="Wingdings" w:hAnsi="Wingdings" w:hint="default"/>
+        <w:sz w:val="20"/>
+      </w:rPr>
+    </w:lvl>
+    <w:lvl w:ilvl="3" w:tentative="1">
+      <w:start w:val="1"/>
+      <w:numFmt w:val="bullet"/>
+      <w:lvlText w:val=""/>
+      <w:lvlJc w:val="left"/>
+      <w:pPr>
+        <w:tabs>
+          <w:tab w:val="num" w:pos="2880"/>
+        </w:tabs>
+        <w:ind w:left="2880" w:hanging="360"/>
+      </w:pPr>
+      <w:rPr>
+        <w:rFonts w:ascii="Wingdings" w:hAnsi="Wingdings" w:hint="default"/>
+        <w:sz w:val="20"/>
+      </w:rPr>
+    </w:lvl>
+    <w:lvl w:ilvl="4" w:tentative="1">
+      <w:start w:val="1"/>
+      <w:numFmt w:val="bullet"/>
+      <w:lvlText w:val=""/>
+      <w:lvlJc w:val="left"/>
+      <w:pPr>
+        <w:tabs>
+          <w:tab w:val="num" w:pos="3600"/>
+        </w:tabs>
+        <w:ind w:left="3600" w:hanging="360"/>
+      </w:pPr>
+      <w:rPr>
+        <w:rFonts w:ascii="Wingdings" w:hAnsi="Wingdings" w:hint="default"/>
+        <w:sz w:val="20"/>
+      </w:rPr>
+    </w:lvl>
+    <w:lvl w:ilvl="5" w:tentative="1">
+      <w:start w:val="1"/>
+      <w:numFmt w:val="bullet"/>
+      <w:lvlText w:val=""/>
+      <w:lvlJc w:val="left"/>
+      <w:pPr>
+        <w:tabs>
+          <w:tab w:val="num" w:pos="4320"/>
+        </w:tabs>
+        <w:ind w:left="4320" w:hanging="360"/>
+      </w:pPr>
+      <w:rPr>
+        <w:rFonts w:ascii="Wingdings" w:hAnsi="Wingdings" w:hint="default"/>
+        <w:sz w:val="20"/>
+      </w:rPr>
+    </w:lvl>
+    <w:lvl w:ilvl="6" w:tentative="1">
+      <w:start w:val="1"/>
+      <w:numFmt w:val="bullet"/>
+      <w:lvlText w:val=""/>
+      <w:lvlJc w:val="left"/>
+      <w:pPr>
+        <w:tabs>
+          <w:tab w:val="num" w:pos="5040"/>
+        </w:tabs>
+        <w:ind w:left="5040" w:hanging="360"/>
+      </w:pPr>
+      <w:rPr>
+        <w:rFonts w:ascii="Wingdings" w:hAnsi="Wingdings" w:hint="default"/>
+        <w:sz w:val="20"/>
+      </w:rPr>
+    </w:lvl>
+    <w:lvl w:ilvl="7" w:tentative="1">
+      <w:start w:val="1"/>
+      <w:numFmt w:val="bullet"/>
+      <w:lvlText w:val=""/>
+      <w:lvlJc w:val="left"/>
+      <w:pPr>
+        <w:tabs>
+          <w:tab w:val="num" w:pos="5760"/>
+        </w:tabs>
+        <w:ind w:left="5760" w:hanging="360"/>
+      </w:pPr>
+      <w:rPr>
+        <w:rFonts w:ascii="Wingdings" w:hAnsi="Wingdings" w:hint="default"/>
+        <w:sz w:val="20"/>
+      </w:rPr>
+    </w:lvl>
+    <w:lvl w:ilvl="8" w:tentative="1">
+      <w:start w:val="1"/>
+      <w:numFmt w:val="bullet"/>
+      <w:lvlText w:val=""/>
+      <w:lvlJc w:val="left"/>
+      <w:pPr>
+        <w:tabs>
+          <w:tab w:val="num" w:pos="6480"/>
+        </w:tabs>
+        <w:ind w:left="6480" w:hanging="360"/>
+      </w:pPr>
+      <w:rPr>
+        <w:rFonts w:ascii="Wingdings" w:hAnsi="Wingdings" w:hint="default"/>
+        <w:sz w:val="20"/>
+      </w:rPr>
+    </w:lvl>
+  </w:abstractNum>
+  <w:abstractNum w:abstractNumId="8" w15:restartNumberingAfterBreak="0">
     <w:nsid w:val="2F4407D2"/>
     <w:multiLevelType w:val="multilevel"/>
     <w:tmpl w:val="611AA78A"/>
@@ -9015,7 +9427,7 @@
       </w:rPr>
     </w:lvl>
   </w:abstractNum>
-  <w:abstractNum w:abstractNumId="6" w15:restartNumberingAfterBreak="0">
+  <w:abstractNum w:abstractNumId="9" w15:restartNumberingAfterBreak="0">
     <w:nsid w:val="333652B8"/>
     <w:multiLevelType w:val="multilevel"/>
     <w:tmpl w:val="611E18C8"/>
@@ -9164,7 +9576,156 @@
       </w:rPr>
     </w:lvl>
   </w:abstractNum>
-  <w:abstractNum w:abstractNumId="7" w15:restartNumberingAfterBreak="0">
+  <w:abstractNum w:abstractNumId="10" w15:restartNumberingAfterBreak="0">
+    <w:nsid w:val="33493867"/>
+    <w:multiLevelType w:val="multilevel"/>
+    <w:tmpl w:val="211A53FE"/>
+    <w:lvl w:ilvl="0">
+      <w:start w:val="1"/>
+      <w:numFmt w:val="bullet"/>
+      <w:lvlText w:val=""/>
+      <w:lvlJc w:val="left"/>
+      <w:pPr>
+        <w:tabs>
+          <w:tab w:val="num" w:pos="720"/>
+        </w:tabs>
+        <w:ind w:left="720" w:hanging="360"/>
+      </w:pPr>
+      <w:rPr>
+        <w:rFonts w:ascii="Symbol" w:hAnsi="Symbol" w:hint="default"/>
+        <w:sz w:val="20"/>
+      </w:rPr>
+    </w:lvl>
+    <w:lvl w:ilvl="1" w:tentative="1">
+      <w:start w:val="1"/>
+      <w:numFmt w:val="bullet"/>
+      <w:lvlText w:val="o"/>
+      <w:lvlJc w:val="left"/>
+      <w:pPr>
+        <w:tabs>
+          <w:tab w:val="num" w:pos="1440"/>
+        </w:tabs>
+        <w:ind w:left="1440" w:hanging="360"/>
+      </w:pPr>
+      <w:rPr>
+        <w:rFonts w:ascii="Courier New" w:hAnsi="Courier New" w:hint="default"/>
+        <w:sz w:val="20"/>
+      </w:rPr>
+    </w:lvl>
+    <w:lvl w:ilvl="2" w:tentative="1">
+      <w:start w:val="1"/>
+      <w:numFmt w:val="bullet"/>
+      <w:lvlText w:val=""/>
+      <w:lvlJc w:val="left"/>
+      <w:pPr>
+        <w:tabs>
+          <w:tab w:val="num" w:pos="2160"/>
+        </w:tabs>
+        <w:ind w:left="2160" w:hanging="360"/>
+      </w:pPr>
+      <w:rPr>
+        <w:rFonts w:ascii="Wingdings" w:hAnsi="Wingdings" w:hint="default"/>
+        <w:sz w:val="20"/>
+      </w:rPr>
+    </w:lvl>
+    <w:lvl w:ilvl="3" w:tentative="1">
+      <w:start w:val="1"/>
+      <w:numFmt w:val="bullet"/>
+      <w:lvlText w:val=""/>
+      <w:lvlJc w:val="left"/>
+      <w:pPr>
+        <w:tabs>
+          <w:tab w:val="num" w:pos="2880"/>
+        </w:tabs>
+        <w:ind w:left="2880" w:hanging="360"/>
+      </w:pPr>
+      <w:rPr>
+        <w:rFonts w:ascii="Wingdings" w:hAnsi="Wingdings" w:hint="default"/>
+        <w:sz w:val="20"/>
+      </w:rPr>
+    </w:lvl>
+    <w:lvl w:ilvl="4" w:tentative="1">
+      <w:start w:val="1"/>
+      <w:numFmt w:val="bullet"/>
+      <w:lvlText w:val=""/>
+      <w:lvlJc w:val="left"/>
+      <w:pPr>
+        <w:tabs>
+          <w:tab w:val="num" w:pos="3600"/>
+        </w:tabs>
+        <w:ind w:left="3600" w:hanging="360"/>
+      </w:pPr>
+      <w:rPr>
+        <w:rFonts w:ascii="Wingdings" w:hAnsi="Wingdings" w:hint="default"/>
+        <w:sz w:val="20"/>
+      </w:rPr>
+    </w:lvl>
+    <w:lvl w:ilvl="5" w:tentative="1">
+      <w:start w:val="1"/>
+      <w:numFmt w:val="bullet"/>
+      <w:lvlText w:val=""/>
+      <w:lvlJc w:val="left"/>
+      <w:pPr>
+        <w:tabs>
+          <w:tab w:val="num" w:pos="4320"/>
+        </w:tabs>
+        <w:ind w:left="4320" w:hanging="360"/>
+      </w:pPr>
+      <w:rPr>
+        <w:rFonts w:ascii="Wingdings" w:hAnsi="Wingdings" w:hint="default"/>
+        <w:sz w:val="20"/>
+      </w:rPr>
+    </w:lvl>
+    <w:lvl w:ilvl="6" w:tentative="1">
+      <w:start w:val="1"/>
+      <w:numFmt w:val="bullet"/>
+      <w:lvlText w:val=""/>
+      <w:lvlJc w:val="left"/>
+      <w:pPr>
+        <w:tabs>
+          <w:tab w:val="num" w:pos="5040"/>
+        </w:tabs>
+        <w:ind w:left="5040" w:hanging="360"/>
+      </w:pPr>
+      <w:rPr>
+        <w:rFonts w:ascii="Wingdings" w:hAnsi="Wingdings" w:hint="default"/>
+        <w:sz w:val="20"/>
+      </w:rPr>
+    </w:lvl>
+    <w:lvl w:ilvl="7" w:tentative="1">
+      <w:start w:val="1"/>
+      <w:numFmt w:val="bullet"/>
+      <w:lvlText w:val=""/>
+      <w:lvlJc w:val="left"/>
+      <w:pPr>
+        <w:tabs>
+          <w:tab w:val="num" w:pos="5760"/>
+        </w:tabs>
+        <w:ind w:left="5760" w:hanging="360"/>
+      </w:pPr>
+      <w:rPr>
+        <w:rFonts w:ascii="Wingdings" w:hAnsi="Wingdings" w:hint="default"/>
+        <w:sz w:val="20"/>
+      </w:rPr>
+    </w:lvl>
+    <w:lvl w:ilvl="8" w:tentative="1">
+      <w:start w:val="1"/>
+      <w:numFmt w:val="bullet"/>
+      <w:lvlText w:val=""/>
+      <w:lvlJc w:val="left"/>
+      <w:pPr>
+        <w:tabs>
+          <w:tab w:val="num" w:pos="6480"/>
+        </w:tabs>
+        <w:ind w:left="6480" w:hanging="360"/>
+      </w:pPr>
+      <w:rPr>
+        <w:rFonts w:ascii="Wingdings" w:hAnsi="Wingdings" w:hint="default"/>
+        <w:sz w:val="20"/>
+      </w:rPr>
+    </w:lvl>
+  </w:abstractNum>
+  <w:abstractNum w:abstractNumId="11" w15:restartNumberingAfterBreak="0">
     <w:nsid w:val="4C2622FE"/>
     <w:multiLevelType w:val="multilevel"/>
     <w:tmpl w:val="48204F70"/>
@@ -9313,7 +9874,156 @@
       </w:rPr>
     </w:lvl>
   </w:abstractNum>
-  <w:abstractNum w:abstractNumId="8" w15:restartNumberingAfterBreak="0">
+  <w:abstractNum w:abstractNumId="12" w15:restartNumberingAfterBreak="0">
+    <w:nsid w:val="56AB2C05"/>
+    <w:multiLevelType w:val="multilevel"/>
+    <w:tmpl w:val="D248BE10"/>
+    <w:lvl w:ilvl="0">
+      <w:start w:val="1"/>
+      <w:numFmt w:val="bullet"/>
+      <w:lvlText w:val=""/>
+      <w:lvlJc w:val="left"/>
+      <w:pPr>
+        <w:tabs>
+          <w:tab w:val="num" w:pos="720"/>
+        </w:tabs>
+        <w:ind w:left="720" w:hanging="360"/>
+      </w:pPr>
+      <w:rPr>
+        <w:rFonts w:ascii="Symbol" w:hAnsi="Symbol" w:hint="default"/>
+        <w:sz w:val="20"/>
+      </w:rPr>
+    </w:lvl>
+    <w:lvl w:ilvl="1" w:tentative="1">
+      <w:start w:val="1"/>
+      <w:numFmt w:val="bullet"/>
+      <w:lvlText w:val="o"/>
+      <w:lvlJc w:val="left"/>
+      <w:pPr>
+        <w:tabs>
+          <w:tab w:val="num" w:pos="1440"/>
+        </w:tabs>
+        <w:ind w:left="1440" w:hanging="360"/>
+      </w:pPr>
+      <w:rPr>
+        <w:rFonts w:ascii="Courier New" w:hAnsi="Courier New" w:hint="default"/>
+        <w:sz w:val="20"/>
+      </w:rPr>
+    </w:lvl>
+    <w:lvl w:ilvl="2" w:tentative="1">
+      <w:start w:val="1"/>
+      <w:numFmt w:val="bullet"/>
+      <w:lvlText w:val=""/>
+      <w:lvlJc w:val="left"/>
+      <w:pPr>
+        <w:tabs>
+          <w:tab w:val="num" w:pos="2160"/>
+        </w:tabs>
+        <w:ind w:left="2160" w:hanging="360"/>
+      </w:pPr>
+      <w:rPr>
+        <w:rFonts w:ascii="Wingdings" w:hAnsi="Wingdings" w:hint="default"/>
+        <w:sz w:val="20"/>
+      </w:rPr>
+    </w:lvl>
+    <w:lvl w:ilvl="3" w:tentative="1">
+      <w:start w:val="1"/>
+      <w:numFmt w:val="bullet"/>
+      <w:lvlText w:val=""/>
+      <w:lvlJc w:val="left"/>
+      <w:pPr>
+        <w:tabs>
+          <w:tab w:val="num" w:pos="2880"/>
+        </w:tabs>
+        <w:ind w:left="2880" w:hanging="360"/>
+      </w:pPr>
+      <w:rPr>
+        <w:rFonts w:ascii="Wingdings" w:hAnsi="Wingdings" w:hint="default"/>
+        <w:sz w:val="20"/>
+      </w:rPr>
+    </w:lvl>
+    <w:lvl w:ilvl="4" w:tentative="1">
+      <w:start w:val="1"/>
+      <w:numFmt w:val="bullet"/>
+      <w:lvlText w:val=""/>
+      <w:lvlJc w:val="left"/>
+      <w:pPr>
+        <w:tabs>
+          <w:tab w:val="num" w:pos="3600"/>
+        </w:tabs>
+        <w:ind w:left="3600" w:hanging="360"/>
+      </w:pPr>
+      <w:rPr>
+        <w:rFonts w:ascii="Wingdings" w:hAnsi="Wingdings" w:hint="default"/>
+        <w:sz w:val="20"/>
+      </w:rPr>
+    </w:lvl>
+    <w:lvl w:ilvl="5" w:tentative="1">
+      <w:start w:val="1"/>
+      <w:numFmt w:val="bullet"/>
+      <w:lvlText w:val=""/>
+      <w:lvlJc w:val="left"/>
+      <w:pPr>
+        <w:tabs>
+          <w:tab w:val="num" w:pos="4320"/>
+        </w:tabs>
+        <w:ind w:left="4320" w:hanging="360"/>
+      </w:pPr>
+      <w:rPr>
+        <w:rFonts w:ascii="Wingdings" w:hAnsi="Wingdings" w:hint="default"/>
+        <w:sz w:val="20"/>
+      </w:rPr>
+    </w:lvl>
+    <w:lvl w:ilvl="6" w:tentative="1">
+      <w:start w:val="1"/>
+      <w:numFmt w:val="bullet"/>
+      <w:lvlText w:val=""/>
+      <w:lvlJc w:val="left"/>
+      <w:pPr>
+        <w:tabs>
+          <w:tab w:val="num" w:pos="5040"/>
+        </w:tabs>
+        <w:ind w:left="5040" w:hanging="360"/>
+      </w:pPr>
+      <w:rPr>
+        <w:rFonts w:ascii="Wingdings" w:hAnsi="Wingdings" w:hint="default"/>
+        <w:sz w:val="20"/>
+      </w:rPr>
+    </w:lvl>
+    <w:lvl w:ilvl="7" w:tentative="1">
+      <w:start w:val="1"/>
+      <w:numFmt w:val="bullet"/>
+      <w:lvlText w:val=""/>
+      <w:lvlJc w:val="left"/>
+      <w:pPr>
+        <w:tabs>
+          <w:tab w:val="num" w:pos="5760"/>
+        </w:tabs>
+        <w:ind w:left="5760" w:hanging="360"/>
+      </w:pPr>
+      <w:rPr>
+        <w:rFonts w:ascii="Wingdings" w:hAnsi="Wingdings" w:hint="default"/>
+        <w:sz w:val="20"/>
+      </w:rPr>
+    </w:lvl>
+    <w:lvl w:ilvl="8" w:tentative="1">
+      <w:start w:val="1"/>
+      <w:numFmt w:val="bullet"/>
+      <w:lvlText w:val=""/>
+      <w:lvlJc w:val="left"/>
+      <w:pPr>
+        <w:tabs>
+          <w:tab w:val="num" w:pos="6480"/>
+        </w:tabs>
+        <w:ind w:left="6480" w:hanging="360"/>
+      </w:pPr>
+      <w:rPr>
+        <w:rFonts w:ascii="Wingdings" w:hAnsi="Wingdings" w:hint="default"/>
+        <w:sz w:val="20"/>
+      </w:rPr>
+    </w:lvl>
+  </w:abstractNum>
+  <w:abstractNum w:abstractNumId="13" w15:restartNumberingAfterBreak="0">
     <w:nsid w:val="5F2B4C3A"/>
     <w:multiLevelType w:val="multilevel"/>
     <w:tmpl w:val="05C22570"/>
@@ -9462,7 +10172,7 @@
       </w:rPr>
     </w:lvl>
   </w:abstractNum>
-  <w:abstractNum w:abstractNumId="9" w15:restartNumberingAfterBreak="0">
+  <w:abstractNum w:abstractNumId="14" w15:restartNumberingAfterBreak="0">
     <w:nsid w:val="66A80EDF"/>
     <w:multiLevelType w:val="hybridMultilevel"/>
     <w:tmpl w:val="9CA26770"/>
@@ -9551,7 +10261,7 @@
       </w:pPr>
     </w:lvl>
   </w:abstractNum>
-  <w:abstractNum w:abstractNumId="10" w15:restartNumberingAfterBreak="0">
+  <w:abstractNum w:abstractNumId="15" w15:restartNumberingAfterBreak="0">
     <w:nsid w:val="6A6E5767"/>
     <w:multiLevelType w:val="multilevel"/>
     <w:tmpl w:val="C5A837A4"/>
@@ -9700,7 +10410,7 @@
       </w:rPr>
     </w:lvl>
   </w:abstractNum>
-  <w:abstractNum w:abstractNumId="11" w15:restartNumberingAfterBreak="0">
+  <w:abstractNum w:abstractNumId="16" w15:restartNumberingAfterBreak="0">
     <w:nsid w:val="75423A67"/>
     <w:multiLevelType w:val="multilevel"/>
     <w:tmpl w:val="73C0EA70"/>
@@ -9849,7 +10559,7 @@
       </w:rPr>
     </w:lvl>
   </w:abstractNum>
-  <w:abstractNum w:abstractNumId="12" w15:restartNumberingAfterBreak="0">
+  <w:abstractNum w:abstractNumId="17" w15:restartNumberingAfterBreak="0">
     <w:nsid w:val="76E638DA"/>
     <w:multiLevelType w:val="multilevel"/>
     <w:tmpl w:val="6BDA0E1E"/>
@@ -9998,7 +10708,7 @@
       </w:rPr>
     </w:lvl>
   </w:abstractNum>
-  <w:abstractNum w:abstractNumId="13" w15:restartNumberingAfterBreak="0">
+  <w:abstractNum w:abstractNumId="18" w15:restartNumberingAfterBreak="0">
     <w:nsid w:val="77037409"/>
     <w:multiLevelType w:val="multilevel"/>
     <w:tmpl w:val="910CF5A8"/>
@@ -10147,7 +10857,7 @@
       </w:rPr>
     </w:lvl>
   </w:abstractNum>
-  <w:abstractNum w:abstractNumId="14" w15:restartNumberingAfterBreak="0">
+  <w:abstractNum w:abstractNumId="19" w15:restartNumberingAfterBreak="0">
     <w:nsid w:val="7FEF3D2E"/>
     <w:multiLevelType w:val="multilevel"/>
     <w:tmpl w:val="8F52C17A"/>
@@ -10261,49 +10971,64 @@
     </w:lvl>
   </w:abstractNum>
   <w:num w:numId="1">
+    <w:abstractNumId w:val="9"/>
+  </w:num>
+  <w:num w:numId="2">
+    <w:abstractNumId w:val="19"/>
+  </w:num>
+  <w:num w:numId="3">
+    <w:abstractNumId w:val="2"/>
+  </w:num>
+  <w:num w:numId="4">
+    <w:abstractNumId w:val="13"/>
+  </w:num>
+  <w:num w:numId="5">
+    <w:abstractNumId w:val="11"/>
+  </w:num>
+  <w:num w:numId="6">
+    <w:abstractNumId w:val="17"/>
+  </w:num>
+  <w:num w:numId="7">
+    <w:abstractNumId w:val="15"/>
+  </w:num>
+  <w:num w:numId="8">
+    <w:abstractNumId w:val="1"/>
+  </w:num>
+  <w:num w:numId="9">
+    <w:abstractNumId w:val="8"/>
+  </w:num>
+  <w:num w:numId="10">
+    <w:abstractNumId w:val="3"/>
+  </w:num>
+  <w:num w:numId="11">
+    <w:abstractNumId w:val="5"/>
+  </w:num>
+  <w:num w:numId="12">
     <w:abstractNumId w:val="6"/>
   </w:num>
-  <w:num w:numId="2">
+  <w:num w:numId="13">
+    <w:abstractNumId w:val="18"/>
+  </w:num>
+  <w:num w:numId="14">
+    <w:abstractNumId w:val="16"/>
+  </w:num>
+  <w:num w:numId="15">
     <w:abstractNumId w:val="14"/>
   </w:num>
-  <w:num w:numId="3">
-    <w:abstractNumId w:val="1"/>
-  </w:num>
-  <w:num w:numId="4">
-    <w:abstractNumId w:val="8"/>
-  </w:num>
-  <w:num w:numId="5">
+  <w:num w:numId="16">
     <w:abstractNumId w:val="7"/>
   </w:num>
-  <w:num w:numId="6">
+  <w:num w:numId="17">
+    <w:abstractNumId w:val="10"/>
+  </w:num>
+  <w:num w:numId="18">
     <w:abstractNumId w:val="12"/>
   </w:num>
-  <w:num w:numId="7">
-    <w:abstractNumId w:val="10"/>
-  </w:num>
-  <w:num w:numId="8">
-    <w:abstractNumId w:val="0"/>
-  </w:num>
-  <w:num w:numId="9">
-    <w:abstractNumId w:val="5"/>
-  </w:num>
-  <w:num w:numId="10">
-    <w:abstractNumId w:val="2"/>
-  </w:num>
-  <w:num w:numId="11">
-    <w:abstractNumId w:val="3"/>
-  </w:num>
-  <w:num w:numId="12">
+  <w:num w:numId="19">
     <w:abstractNumId w:val="4"/>
   </w:num>
-  <w:num w:numId="13">
-    <w:abstractNumId w:val="13"/>
-  </w:num>
-  <w:num w:numId="14">
-    <w:abstractNumId w:val="11"/>
-  </w:num>
-  <w:num w:numId="15">
-    <w:abstractNumId w:val="9"/>
+  <w:num w:numId="20">
+    <w:abstractNumId w:val="0"/>
   </w:num>
 </w:numbering>
 </file>
@@ -11517,7 +12242,7 @@
 </file>
 
 <file path=customXml/itemProps1.xml><?xml version="1.0" encoding="utf-8"?>
-<ds:datastoreItem xmlns:ds="http://schemas.openxmlformats.org/officeDocument/2006/customXml" ds:itemID="{8017FC74-64DA-4F60-B1DB-E30F797ED4D4}">
+<ds:datastoreItem xmlns:ds="http://schemas.openxmlformats.org/officeDocument/2006/customXml" ds:itemID="{6CFEFD8A-8037-4BAC-9C2B-96634DDBCA4A}">
   <ds:schemaRefs>
     <ds:schemaRef ds:uri="http://schemas.openxmlformats.org/officeDocument/2006/bibliography"/>
   </ds:schemaRefs>
